--- a/ĐỀ THI CUỐI KHÓA VIBE CODE.docx
+++ b/ĐỀ THI CUỐI KHÓA VIBE CODE.docx
@@ -1622,19 +1622,7 @@
         <w:rPr>
           <w:lang w:val="vi-VN"/>
         </w:rPr>
-        <w:t xml:space="preserve">. </w:t>
-      </w:r>
-      <w:r>
-        <w:rPr>
-          <w:lang w:val="vi-VN"/>
-        </w:rPr>
-        <w:t>Ngôn ngữ lập trình: chỉ sử dụng HTML CSS JavaScript và database SQLite. Không sử dụng backend.</w:t>
-      </w:r>
-      <w:r>
-        <w:rPr>
-          <w:lang w:val="vi-VN"/>
-        </w:rPr>
-        <w:t>. Hãy tạo cho tôi các file .MD cần thiết</w:t>
+        <w:t>. Ngôn ngữ lập trình: chỉ sử dụng HTML CSS JavaScript và database SQLite. Không sử dụng backend.. Hãy tạo cho tôi các file .MD cần thiết</w:t>
       </w:r>
     </w:p>
     <w:p>
@@ -1906,25 +1894,7 @@
         <w:rPr>
           <w:lang w:val="vi-VN"/>
         </w:rPr>
-        <w:t xml:space="preserve">Promt </w:t>
-      </w:r>
-      <w:r>
-        <w:rPr>
-          <w:lang w:val="vi-VN"/>
-        </w:rPr>
-        <w:t>4</w:t>
-      </w:r>
-      <w:r>
-        <w:rPr>
-          <w:lang w:val="vi-VN"/>
-        </w:rPr>
-        <w:t>:</w:t>
-      </w:r>
-      <w:r>
-        <w:rPr>
-          <w:lang w:val="vi-VN"/>
-        </w:rPr>
-        <w:t xml:space="preserve"> </w:t>
+        <w:t xml:space="preserve">Promt 4: </w:t>
       </w:r>
       <w:r>
         <w:rPr>
@@ -3631,25 +3601,7 @@
         <w:rPr>
           <w:lang w:val="vi-VN"/>
         </w:rPr>
-        <w:t xml:space="preserve">Quản lý phim nhưng phải chờ admin duyệt thì mới cập nhật vào hệ thống, staff có chức năng quản lý suất chiếu </w:t>
-      </w:r>
-      <w:r>
-        <w:rPr>
-          <w:lang w:val="vi-VN"/>
-        </w:rPr>
-        <w:t xml:space="preserve">nhưng </w:t>
-      </w:r>
-      <w:r>
-        <w:rPr>
-          <w:lang w:val="vi-VN"/>
-        </w:rPr>
-        <w:t xml:space="preserve">cũng </w:t>
-      </w:r>
-      <w:r>
-        <w:rPr>
-          <w:lang w:val="vi-VN"/>
-        </w:rPr>
-        <w:t>phải chờ admin duyệt thì mới cập nhật vào hệ thống</w:t>
+        <w:t>Quản lý phim nhưng phải chờ admin duyệt thì mới cập nhật vào hệ thống, staff có chức năng quản lý suất chiếu nhưng cũng phải chờ admin duyệt thì mới cập nhật vào hệ thống</w:t>
       </w:r>
       <w:r>
         <w:rPr>
@@ -3741,13 +3693,7 @@
         <w:rPr>
           <w:lang w:val="vi-VN"/>
         </w:rPr>
-        <w:t xml:space="preserve">  </w:t>
-      </w:r>
-      <w:r>
-        <w:rPr>
-          <w:lang w:val="vi-VN"/>
-        </w:rPr>
-        <w:t>NTT1</w:t>
+        <w:t xml:space="preserve">  NTT1</w:t>
       </w:r>
       <w:r>
         <w:rPr>
@@ -3949,32 +3895,20 @@
         <w:rPr>
           <w:lang w:val="vi-VN"/>
         </w:rPr>
-        <w:t xml:space="preserve">Tôi đã tạo sẵn 1 repo rỗng trên GitHub tại địa chỉ </w:t>
-      </w:r>
-      <w:r>
-        <w:rPr>
-          <w:lang w:val="vi-VN"/>
-        </w:rPr>
-        <w:t>https://github.com/fanyuzhou/Vibe_landing_Datvexemphim</w:t>
-      </w:r>
-    </w:p>
-    <w:p>
-      <w:pPr>
-        <w:rPr>
-          <w:lang w:val="vi-VN"/>
-        </w:rPr>
-      </w:pPr>
-      <w:r>
-        <w:rPr>
-          <w:lang w:val="vi-VN"/>
-        </w:rPr>
-        <w:t xml:space="preserve">Hãy kết nối thư mục này với repo đó bằng git remote add origin </w:t>
-      </w:r>
-      <w:r>
-        <w:rPr>
-          <w:lang w:val="vi-VN"/>
-        </w:rPr>
-        <w:t>https://github.com/fanyuzhou/Vibe_landing_Datvexemphim.git</w:t>
+        <w:t>Tôi đã tạo sẵn 1 repo rỗng trên GitHub tại địa chỉ https://github.com/fanyuzhou/Vibe_landing_Datvexemphim</w:t>
+      </w:r>
+    </w:p>
+    <w:p>
+      <w:pPr>
+        <w:rPr>
+          <w:lang w:val="vi-VN"/>
+        </w:rPr>
+      </w:pPr>
+      <w:r>
+        <w:rPr>
+          <w:lang w:val="vi-VN"/>
+        </w:rPr>
+        <w:t>Hãy kết nối thư mục này với repo đó bằng git remote add origin https://github.com/fanyuzhou/Vibe_landing_Datvexemphim.git</w:t>
       </w:r>
     </w:p>
     <w:p>
@@ -4002,8 +3936,231 @@
         </w:rPr>
         <w:t>Nếu gặp lỗi liên quan tới xác thực tài khoản GitHub, hãy hướng dẫn tôi từng bước xử lý.</w:t>
       </w:r>
+    </w:p>
+    <w:p>
+      <w:pPr>
+        <w:rPr>
+          <w:lang w:val="vi-VN"/>
+        </w:rPr>
+      </w:pPr>
+    </w:p>
+    <w:p>
+      <w:pPr>
+        <w:rPr>
+          <w:lang w:val="vi-VN"/>
+        </w:rPr>
+      </w:pPr>
+    </w:p>
+    <w:p>
+      <w:pPr>
+        <w:rPr>
+          <w:lang w:val="vi-VN"/>
+        </w:rPr>
+      </w:pPr>
+      <w:r>
+        <w:rPr>
+          <w:lang w:val="vi-VN"/>
+        </w:rPr>
+        <w:t xml:space="preserve">Promt 12: </w:t>
+      </w:r>
+      <w:r>
+        <w:rPr>
+          <w:lang w:val="vi-VN"/>
+        </w:rPr>
+        <w:t>tôi muốn web hiện tại conect database supabase.com</w:t>
+      </w:r>
+    </w:p>
+    <w:p>
+      <w:pPr>
+        <w:rPr>
+          <w:lang w:val="vi-VN"/>
+        </w:rPr>
+      </w:pPr>
+      <w:r>
+        <w:rPr>
+          <w:lang w:val="vi-VN"/>
+        </w:rPr>
+        <w:t>Project URL</w:t>
+      </w:r>
+    </w:p>
+    <w:p>
+      <w:pPr>
+        <w:rPr>
+          <w:lang w:val="vi-VN"/>
+        </w:rPr>
+      </w:pPr>
+      <w:r>
+        <w:rPr>
+          <w:lang w:val="vi-VN"/>
+        </w:rPr>
+        <w:t>https://emvdkwrgxvzvoqriqtis.supabase.co</w:t>
+      </w:r>
+    </w:p>
+    <w:p>
+      <w:pPr>
+        <w:rPr>
+          <w:lang w:val="vi-VN"/>
+        </w:rPr>
+      </w:pPr>
+      <w:r>
+        <w:rPr>
+          <w:lang w:val="vi-VN"/>
+        </w:rPr>
+        <w:t>Publishable key</w:t>
+      </w:r>
+    </w:p>
+    <w:p>
+      <w:pPr>
+        <w:rPr>
+          <w:lang w:val="vi-VN"/>
+        </w:rPr>
+      </w:pPr>
+      <w:r>
+        <w:rPr>
+          <w:lang w:val="vi-VN"/>
+        </w:rPr>
+        <w:t>sb_publishable_ZA96n1hCTKorLijnYrkjjg_x57l3w62</w:t>
+      </w:r>
+    </w:p>
+    <w:p>
+      <w:pPr>
+        <w:rPr>
+          <w:lang w:val="vi-VN"/>
+        </w:rPr>
+      </w:pPr>
+    </w:p>
+    <w:p>
+      <w:pPr>
+        <w:rPr>
+          <w:lang w:val="vi-VN"/>
+        </w:rPr>
+      </w:pPr>
+      <w:r>
+        <w:rPr>
+          <w:noProof/>
+        </w:rPr>
+        <w:drawing>
+          <wp:inline distT="0" distB="0" distL="0" distR="0" wp14:anchorId="22B5DEAB" wp14:editId="206BAAE9">
+            <wp:extent cx="5943600" cy="3252470"/>
+            <wp:effectExtent l="0" t="0" r="0" b="5080"/>
+            <wp:docPr id="19" name="Picture 19"/>
+            <wp:cNvGraphicFramePr>
+              <a:graphicFrameLocks xmlns:a="http://schemas.openxmlformats.org/drawingml/2006/main" noChangeAspect="1"/>
+            </wp:cNvGraphicFramePr>
+            <a:graphic xmlns:a="http://schemas.openxmlformats.org/drawingml/2006/main">
+              <a:graphicData uri="http://schemas.openxmlformats.org/drawingml/2006/picture">
+                <pic:pic xmlns:pic="http://schemas.openxmlformats.org/drawingml/2006/picture">
+                  <pic:nvPicPr>
+                    <pic:cNvPr id="1" name=""/>
+                    <pic:cNvPicPr/>
+                  </pic:nvPicPr>
+                  <pic:blipFill>
+                    <a:blip r:embed="rId24"/>
+                    <a:stretch>
+                      <a:fillRect/>
+                    </a:stretch>
+                  </pic:blipFill>
+                  <pic:spPr>
+                    <a:xfrm>
+                      <a:off x="0" y="0"/>
+                      <a:ext cx="5943600" cy="3252470"/>
+                    </a:xfrm>
+                    <a:prstGeom prst="rect">
+                      <a:avLst/>
+                    </a:prstGeom>
+                  </pic:spPr>
+                </pic:pic>
+              </a:graphicData>
+            </a:graphic>
+          </wp:inline>
+        </w:drawing>
+      </w:r>
+    </w:p>
+    <w:p>
+      <w:pPr>
+        <w:rPr>
+          <w:lang w:val="vi-VN"/>
+        </w:rPr>
+      </w:pPr>
+    </w:p>
+    <w:p>
+      <w:pPr>
+        <w:rPr>
+          <w:lang w:val="vi-VN"/>
+        </w:rPr>
+      </w:pPr>
+      <w:r>
+        <w:rPr>
+          <w:noProof/>
+        </w:rPr>
+        <w:lastRenderedPageBreak/>
+        <w:drawing>
+          <wp:inline distT="0" distB="0" distL="0" distR="0" wp14:anchorId="631C8C1D" wp14:editId="0081E14D">
+            <wp:extent cx="5943600" cy="2464435"/>
+            <wp:effectExtent l="0" t="0" r="0" b="0"/>
+            <wp:docPr id="21" name="Picture 21"/>
+            <wp:cNvGraphicFramePr>
+              <a:graphicFrameLocks xmlns:a="http://schemas.openxmlformats.org/drawingml/2006/main" noChangeAspect="1"/>
+            </wp:cNvGraphicFramePr>
+            <a:graphic xmlns:a="http://schemas.openxmlformats.org/drawingml/2006/main">
+              <a:graphicData uri="http://schemas.openxmlformats.org/drawingml/2006/picture">
+                <pic:pic xmlns:pic="http://schemas.openxmlformats.org/drawingml/2006/picture">
+                  <pic:nvPicPr>
+                    <pic:cNvPr id="1" name=""/>
+                    <pic:cNvPicPr/>
+                  </pic:nvPicPr>
+                  <pic:blipFill>
+                    <a:blip r:embed="rId25"/>
+                    <a:stretch>
+                      <a:fillRect/>
+                    </a:stretch>
+                  </pic:blipFill>
+                  <pic:spPr>
+                    <a:xfrm>
+                      <a:off x="0" y="0"/>
+                      <a:ext cx="5943600" cy="2464435"/>
+                    </a:xfrm>
+                    <a:prstGeom prst="rect">
+                      <a:avLst/>
+                    </a:prstGeom>
+                  </pic:spPr>
+                </pic:pic>
+              </a:graphicData>
+            </a:graphic>
+          </wp:inline>
+        </w:drawing>
+      </w:r>
+    </w:p>
+    <w:p>
+      <w:pPr>
+        <w:rPr>
+          <w:lang w:val="vi-VN"/>
+        </w:rPr>
+      </w:pPr>
+    </w:p>
+    <w:p>
+      <w:pPr>
+        <w:rPr>
+          <w:lang w:val="vi-VN"/>
+        </w:rPr>
+      </w:pPr>
       <w:bookmarkStart w:id="0" w:name="_GoBack"/>
       <w:bookmarkEnd w:id="0"/>
+      <w:r>
+        <w:rPr>
+          <w:lang w:val="vi-VN"/>
+        </w:rPr>
+        <w:t xml:space="preserve">Kết nối cloudflare tạo link: </w:t>
+      </w:r>
+      <w:r>
+        <w:rPr>
+          <w:rFonts w:ascii="Consolas" w:hAnsi="Consolas"/>
+          <w:color w:val="313131"/>
+          <w:sz w:val="20"/>
+          <w:szCs w:val="20"/>
+        </w:rPr>
+        <w:t>https://vibe-landing-datvexemphim.ngocchausieupham.workers.dev</w:t>
+      </w:r>
     </w:p>
     <w:sectPr>
       <w:pgSz w:w="12240" w:h="15840"/>
@@ -4575,6 +4732,7 @@
   <w:style w:type="character" w:default="1" w:styleId="DefaultParagraphFont">
     <w:name w:val="Default Paragraph Font"/>
     <w:uiPriority w:val="1"/>
+    <w:semiHidden/>
     <w:unhideWhenUsed/>
   </w:style>
   <w:style w:type="table" w:default="1" w:styleId="TableNormal">
